--- a/OpenCart_plan.docx
+++ b/OpenCart_plan.docx
@@ -82,12 +82,7 @@
         <w:spacing w:after="40"/>
       </w:pPr>
       <w:r>
-        <w:t>Verify that the system meets business and functional requireme</w:t>
-      </w:r>
-      <w:bookmarkStart w:id="0" w:name="_GoBack"/>
-      <w:bookmarkEnd w:id="0"/>
-      <w:r>
-        <w:t>nts for core e-commerce workflows</w:t>
+        <w:t>Verify that the system meets business and functional requirements for core e-commerce workflows</w:t>
       </w:r>
     </w:p>
     <w:p>
@@ -468,6 +463,22 @@
       </w:pPr>
       <w:r>
         <w:t>Database / Data Validation Testing</w:t>
+      </w:r>
+    </w:p>
+    <w:p>
+      <w:pPr>
+        <w:pStyle w:val="ListParagraph"/>
+        <w:numPr>
+          <w:ilvl w:val="0"/>
+          <w:numId w:val="2"/>
+        </w:numPr>
+        <w:spacing w:after="40"/>
+      </w:pPr>
+      <w:r>
+        <w:t>Automation</w:t>
+      </w:r>
+      <w:r>
+        <w:t xml:space="preserve"> Testing</w:t>
       </w:r>
     </w:p>
     <w:p>
@@ -511,100 +522,117 @@
       <w:r>
         <w:t xml:space="preserve">Browser: Chrome, </w:t>
       </w:r>
+      <w:r>
+        <w:t xml:space="preserve">Eagle </w:t>
+      </w:r>
+      <w:r>
+        <w:t>,</w:t>
+      </w:r>
+      <w:r>
+        <w:t xml:space="preserve"> </w:t>
+      </w:r>
+      <w:r>
+        <w:t>Brave</w:t>
+      </w:r>
+    </w:p>
+    <w:p>
+      <w:pPr>
+        <w:pStyle w:val="ListParagraph"/>
+        <w:numPr>
+          <w:ilvl w:val="0"/>
+          <w:numId w:val="2"/>
+        </w:numPr>
+        <w:spacing w:after="40"/>
+      </w:pPr>
+      <w:r>
+        <w:t>OS: Windows 10</w:t>
+      </w:r>
+      <w:r>
+        <w:t xml:space="preserve"> ,Windows 11</w:t>
+      </w:r>
+      <w:r>
+        <w:t xml:space="preserve"> </w:t>
+      </w:r>
+    </w:p>
+    <w:p>
+      <w:pPr>
+        <w:pStyle w:val="ListParagraph"/>
+        <w:numPr>
+          <w:ilvl w:val="0"/>
+          <w:numId w:val="2"/>
+        </w:numPr>
+        <w:spacing w:after="40"/>
+      </w:pPr>
+      <w:r>
+        <w:t xml:space="preserve">Environment: </w:t>
+      </w:r>
       <w:proofErr w:type="spellStart"/>
       <w:r>
-        <w:t>Firefox</w:t>
-      </w:r>
-      <w:r>
-        <w:t>,Brave</w:t>
+        <w:t>OpenCart</w:t>
       </w:r>
       <w:proofErr w:type="spellEnd"/>
-    </w:p>
-    <w:p>
-      <w:pPr>
-        <w:pStyle w:val="ListParagraph"/>
-        <w:numPr>
-          <w:ilvl w:val="0"/>
-          <w:numId w:val="2"/>
-        </w:numPr>
-        <w:spacing w:after="40"/>
-      </w:pPr>
-      <w:r>
-        <w:t>OS: Windows 10</w:t>
-      </w:r>
-      <w:r>
-        <w:t xml:space="preserve"> ,Windows 11</w:t>
-      </w:r>
-      <w:r>
-        <w:t xml:space="preserve">,Android </w:t>
-      </w:r>
-    </w:p>
-    <w:p>
-      <w:pPr>
-        <w:pStyle w:val="ListParagraph"/>
-        <w:numPr>
-          <w:ilvl w:val="0"/>
-          <w:numId w:val="2"/>
-        </w:numPr>
-        <w:spacing w:after="40"/>
-      </w:pPr>
-      <w:r>
-        <w:t xml:space="preserve">Environment: </w:t>
+      <w:r>
+        <w:t xml:space="preserve"> Demo (public demo instance: storefront and admin panel)</w:t>
+      </w:r>
+    </w:p>
+    <w:p>
+      <w:pPr>
+        <w:pStyle w:val="ListParagraph"/>
+        <w:numPr>
+          <w:ilvl w:val="0"/>
+          <w:numId w:val="2"/>
+        </w:numPr>
+        <w:spacing w:after="40"/>
+      </w:pPr>
+      <w:r>
+        <w:t xml:space="preserve">Tools: </w:t>
       </w:r>
       <w:proofErr w:type="spellStart"/>
       <w:r>
+        <w:t>Jira</w:t>
+      </w:r>
+      <w:proofErr w:type="spellEnd"/>
+      <w:r>
+        <w:t xml:space="preserve">, Postman, Selenium (Java), MySQL, </w:t>
+      </w:r>
+      <w:proofErr w:type="spellStart"/>
+      <w:r>
+        <w:t>Git</w:t>
+      </w:r>
+      <w:proofErr w:type="spellEnd"/>
+    </w:p>
+    <w:p>
+      <w:pPr>
+        <w:pStyle w:val="ListParagraph"/>
+        <w:numPr>
+          <w:ilvl w:val="0"/>
+          <w:numId w:val="2"/>
+        </w:numPr>
+        <w:spacing w:after="40"/>
+      </w:pPr>
+      <w:r>
+        <w:t xml:space="preserve">Credentials: Admin demo account provided by the </w:t>
+      </w:r>
+      <w:proofErr w:type="spellStart"/>
+      <w:r>
         <w:t>OpenCart</w:t>
       </w:r>
       <w:proofErr w:type="spellEnd"/>
       <w:r>
-        <w:t xml:space="preserve"> Demo (public demo instance: storefront and admin panel)</w:t>
-      </w:r>
-    </w:p>
-    <w:p>
-      <w:pPr>
-        <w:pStyle w:val="ListParagraph"/>
-        <w:numPr>
-          <w:ilvl w:val="0"/>
-          <w:numId w:val="2"/>
-        </w:numPr>
-        <w:spacing w:after="40"/>
-      </w:pPr>
-      <w:r>
-        <w:t xml:space="preserve">Tools: </w:t>
-      </w:r>
-      <w:proofErr w:type="spellStart"/>
-      <w:r>
-        <w:t>Jira</w:t>
-      </w:r>
-      <w:proofErr w:type="spellEnd"/>
-      <w:r>
-        <w:t xml:space="preserve">, Postman, Selenium (Java), MySQL, </w:t>
-      </w:r>
-      <w:proofErr w:type="spellStart"/>
-      <w:r>
-        <w:t>Git</w:t>
-      </w:r>
-      <w:proofErr w:type="spellEnd"/>
-    </w:p>
-    <w:p>
-      <w:pPr>
-        <w:pStyle w:val="ListParagraph"/>
-        <w:numPr>
-          <w:ilvl w:val="0"/>
-          <w:numId w:val="2"/>
-        </w:numPr>
-        <w:spacing w:after="40"/>
-      </w:pPr>
-      <w:r>
-        <w:t xml:space="preserve">Credentials: Admin demo account provided by the </w:t>
-      </w:r>
-      <w:proofErr w:type="spellStart"/>
-      <w:r>
-        <w:t>OpenCart</w:t>
-      </w:r>
-      <w:proofErr w:type="spellEnd"/>
-      <w:r>
         <w:t xml:space="preserve"> demo site; test customer accounts created during testing</w:t>
+      </w:r>
+    </w:p>
+    <w:p>
+      <w:pPr>
+        <w:pStyle w:val="ListParagraph"/>
+        <w:numPr>
+          <w:ilvl w:val="0"/>
+          <w:numId w:val="2"/>
+        </w:numPr>
+        <w:spacing w:after="40"/>
+      </w:pPr>
+      <w:r>
+        <w:t>Test N G</w:t>
       </w:r>
     </w:p>
     <w:p>
@@ -619,6 +647,8 @@
         </w:rPr>
         <w:t>1.7 Entry Criteria</w:t>
       </w:r>
+      <w:bookmarkStart w:id="0" w:name="_GoBack"/>
+      <w:bookmarkEnd w:id="0"/>
     </w:p>
     <w:p>
       <w:pPr>
@@ -695,7 +725,10 @@
         <w:spacing w:after="40"/>
       </w:pPr>
       <w:r>
-        <w:t>95% of test cases passed</w:t>
+        <w:t xml:space="preserve">95% of </w:t>
+      </w:r>
+      <w:r>
+        <w:t xml:space="preserve"> requirements covered</w:t>
       </w:r>
     </w:p>
     <w:p>
@@ -1071,7 +1104,7 @@
       </w:pPr>
       <w:proofErr w:type="spellStart"/>
       <w:r>
-        <w:t>Mariem</w:t>
+        <w:t>Abeer</w:t>
       </w:r>
       <w:proofErr w:type="spellEnd"/>
       <w:r>
@@ -1079,19 +1112,11 @@
       </w:r>
       <w:proofErr w:type="spellStart"/>
       <w:r>
-        <w:t>Ayman</w:t>
+        <w:t>Medhat</w:t>
       </w:r>
       <w:proofErr w:type="spellEnd"/>
       <w:r>
-        <w:t xml:space="preserve"> </w:t>
-      </w:r>
-      <w:proofErr w:type="spellStart"/>
-      <w:r>
-        <w:t>Ebrahim</w:t>
-      </w:r>
-      <w:proofErr w:type="spellEnd"/>
-      <w:r>
-        <w:t xml:space="preserve"> </w:t>
+        <w:t xml:space="preserve"> Sultan </w:t>
       </w:r>
     </w:p>
     <w:p>
@@ -1101,7 +1126,7 @@
       </w:pPr>
       <w:proofErr w:type="spellStart"/>
       <w:r>
-        <w:t>Abeer</w:t>
+        <w:t>Mariem</w:t>
       </w:r>
       <w:proofErr w:type="spellEnd"/>
       <w:r>
@@ -1109,11 +1134,19 @@
       </w:r>
       <w:proofErr w:type="spellStart"/>
       <w:r>
-        <w:t>Medhat</w:t>
+        <w:t>Ayman</w:t>
       </w:r>
       <w:proofErr w:type="spellEnd"/>
       <w:r>
-        <w:t xml:space="preserve"> Sultan </w:t>
+        <w:t xml:space="preserve"> </w:t>
+      </w:r>
+      <w:proofErr w:type="spellStart"/>
+      <w:r>
+        <w:t>Ebrahim</w:t>
+      </w:r>
+      <w:proofErr w:type="spellEnd"/>
+      <w:r>
+        <w:t xml:space="preserve"> </w:t>
       </w:r>
     </w:p>
     <w:p>
@@ -1137,6 +1170,9 @@
         <w:t>Mawad</w:t>
       </w:r>
       <w:proofErr w:type="spellEnd"/>
+      <w:r>
+        <w:t xml:space="preserve"> </w:t>
+      </w:r>
     </w:p>
     <w:p>
       <w:pPr>
@@ -1145,11 +1181,19 @@
       </w:pPr>
       <w:proofErr w:type="spellStart"/>
       <w:r>
-        <w:t>Rewan</w:t>
+        <w:t>Mariem</w:t>
       </w:r>
       <w:proofErr w:type="spellEnd"/>
       <w:r>
-        <w:t xml:space="preserve"> Hassan Mahmoud</w:t>
+        <w:t xml:space="preserve"> </w:t>
+      </w:r>
+      <w:proofErr w:type="spellStart"/>
+      <w:r>
+        <w:t>Sayed</w:t>
+      </w:r>
+      <w:proofErr w:type="spellEnd"/>
+      <w:r>
+        <w:t xml:space="preserve"> Ahmad </w:t>
       </w:r>
     </w:p>
     <w:p>
@@ -1181,19 +1225,11 @@
       </w:pPr>
       <w:proofErr w:type="spellStart"/>
       <w:r>
-        <w:t>Mariem</w:t>
+        <w:t>Rewan</w:t>
       </w:r>
       <w:proofErr w:type="spellEnd"/>
       <w:r>
-        <w:t xml:space="preserve"> </w:t>
-      </w:r>
-      <w:proofErr w:type="spellStart"/>
-      <w:r>
-        <w:t>Sayed</w:t>
-      </w:r>
-      <w:proofErr w:type="spellEnd"/>
-      <w:r>
-        <w:t xml:space="preserve"> Ahmad </w:t>
+        <w:t xml:space="preserve"> Hassan Mahmoud</w:t>
       </w:r>
     </w:p>
     <w:p>
